--- a/en/discovery-articles/3.11 Air Conditioning.docx
+++ b/en/discovery-articles/3.11 Air Conditioning.docx
@@ -258,7 +258,7 @@
           <w:i w:val="0"/>
           <w:sz w:val="22"/>
         </w:rPr>
-        <w:t>Air conditioning rests on thermodynamics of vapour-compression cycles and on measuring wet-bulb and dry-bulb temperatures. Psychrometric charts turned comfort into calculable design — like a weather map for a single room. Refrigerant chemistry linked molecular structure to pressure, toxicity, and later ozone and climate effects. Building science — insulation, loads, airflow — matured with AC.</w:t>
+        <w:t>Air conditioning rests on thermodynamics of vapour-compression cycles and on measuring ordinary air temperature (dry-bulb) and the cooler reading from a wet thermometer (wet-bulb), which together describe humidity. Psychrometric charts turned comfort into calculable design — like a weather map for a single room. Refrigerant chemistry linked molecular structure to pressure, toxicity, and later ozone and climate effects. Building science — insulation, loads, airflow — matured with AC.</w:t>
       </w:r>
     </w:p>
     <w:p>

--- a/en/discovery-articles/3.11 Air Conditioning.docx
+++ b/en/discovery-articles/3.11 Air Conditioning.docx
@@ -346,7 +346,7 @@
           <w:color w:val="004E8C"/>
           <w:sz w:val="24"/>
         </w:rPr>
-        <w:t>A. Books and major scholarly works</w:t>
+        <w:t>Books and major scholarly works</w:t>
       </w:r>
     </w:p>
     <w:p>
@@ -385,7 +385,7 @@
           <w:color w:val="004E8C"/>
           <w:sz w:val="24"/>
         </w:rPr>
-        <w:t>C. Institutional and encyclopedic sources</w:t>
+        <w:t>Institutional and encyclopedic sources</w:t>
       </w:r>
     </w:p>
     <w:p>
@@ -466,7 +466,7 @@
           <w:color w:val="004E8C"/>
           <w:sz w:val="24"/>
         </w:rPr>
-        <w:t>J. Press, popular science, and general reference</w:t>
+        <w:t>Press, popular science, and general reference</w:t>
       </w:r>
     </w:p>
     <w:p>
